--- a/public/templates/Справка2.docx
+++ b/public/templates/Справка2.docx
@@ -112,405 +112,437 @@
           <w:sz w:val="30"/>
           <w:szCs w:val="30"/>
         </w:rPr>
-        <w:t xml:space="preserve">проходит подготовку </w:t>
-      </w:r>
+        <w:t xml:space="preserve">проходит подготовку в клинической ординатуре </w:t>
+      </w:r>
+      <w:r>
+        <w:rPr>
+          <w:sz w:val="30"/>
+          <w:szCs w:val="30"/>
+        </w:rPr>
+        <w:t>и</w:t>
+      </w:r>
+      <w:r>
+        <w:rPr>
+          <w:sz w:val="30"/>
+          <w:szCs w:val="30"/>
+        </w:rPr>
+        <w:t xml:space="preserve">нститута повышения квалификации и переподготовки кадров здравоохранения </w:t>
+      </w:r>
+      <w:r>
+        <w:rPr>
+          <w:sz w:val="30"/>
+          <w:szCs w:val="30"/>
+        </w:rPr>
+        <w:t xml:space="preserve">учреждения образования «Белорусский государственный медицинский университет» на </w:t>
+      </w:r>
+      <w:r>
+        <w:rPr>
+          <w:sz w:val="30"/>
+          <w:szCs w:val="30"/>
+        </w:rPr>
+        <w:t>{{department}} по специальности «{{specialty}}», {{studyForm}}.</w:t>
+      </w:r>
+    </w:p>
+    <w:p>
+      <w:pPr>
+        <w:tabs>
+          <w:tab w:val="left" w:pos="600"/>
+          <w:tab w:val="left" w:pos="3960"/>
+        </w:tabs>
+        <w:ind w:firstLine="567"/>
+        <w:jc w:val="both"/>
+        <w:rPr>
+          <w:sz w:val="30"/>
+          <w:szCs w:val="30"/>
+        </w:rPr>
+      </w:pPr>
+      <w:r>
+        <w:rPr>
+          <w:sz w:val="30"/>
+          <w:szCs w:val="30"/>
+        </w:rPr>
+        <w:t xml:space="preserve">Срок </w:t>
+      </w:r>
+      <w:r>
+        <w:rPr>
+          <w:sz w:val="30"/>
+          <w:szCs w:val="30"/>
+        </w:rPr>
+        <w:t xml:space="preserve">подготовки – </w:t>
+      </w:r>
+      <w:r>
+        <w:rPr>
+          <w:sz w:val="30"/>
+          <w:szCs w:val="30"/>
+        </w:rPr>
+        <w:t>{{studyPeriod}} с {{startDate}} по {{endDate}}.</w:t>
+      </w:r>
+    </w:p>
+    <w:p>
+      <w:pPr>
+        <w:tabs>
+          <w:tab w:val="left" w:pos="600"/>
+          <w:tab w:val="left" w:pos="3960"/>
+        </w:tabs>
+        <w:ind w:firstLine="567"/>
+        <w:jc w:val="both"/>
+        <w:rPr>
+          <w:sz w:val="30"/>
+          <w:szCs w:val="30"/>
+        </w:rPr>
+      </w:pPr>
+      <w:r>
+        <w:rPr>
+          <w:sz w:val="30"/>
+          <w:szCs w:val="30"/>
+        </w:rPr>
+        <w:t>Справка предоставляется по месту требования.</w:t>
+      </w:r>
+    </w:p>
+    <w:p>
+      <w:pPr>
+        <w:tabs>
+          <w:tab w:val="left" w:pos="6804"/>
+        </w:tabs>
+        <w:ind w:right="-6"/>
+        <w:rPr>
+          <w:sz w:val="20"/>
+          <w:szCs w:val="20"/>
+        </w:rPr>
+      </w:pPr>
+    </w:p>
+    <w:p>
+      <w:pPr>
+        <w:tabs>
+          <w:tab w:val="left" w:pos="6804"/>
+        </w:tabs>
+        <w:ind w:right="-6"/>
+        <w:rPr>
+          <w:sz w:val="20"/>
+          <w:szCs w:val="20"/>
+        </w:rPr>
+      </w:pPr>
+    </w:p>
+    <w:p>
+      <w:pPr>
+        <w:tabs>
+          <w:tab w:val="left" w:pos="6804"/>
+        </w:tabs>
+        <w:spacing w:line="308" w:lineRule="exact"/>
+        <w:ind w:right="-6"/>
+        <w:rPr>
+          <w:sz w:val="28"/>
+          <w:szCs w:val="28"/>
+        </w:rPr>
+      </w:pPr>
+      <w:r>
+        <w:rPr>
+          <w:sz w:val="30"/>
+          <w:szCs w:val="30"/>
+        </w:rPr>
+        <w:t>Ректор университета</w:t>
+      </w:r>
+      <w:r>
+        <w:rPr>
+          <w:sz w:val="30"/>
+          <w:szCs w:val="30"/>
+        </w:rPr>
+        <w:tab/>
+        <w:t>С.П.Рубникович</w:t>
+      </w:r>
+    </w:p>
+    <w:p>
+      <w:pPr>
+        <w:tabs>
+          <w:tab w:val="left" w:pos="600"/>
+          <w:tab w:val="left" w:pos="3960"/>
+        </w:tabs>
+        <w:ind w:firstLine="567"/>
+        <w:jc w:val="both"/>
+        <w:rPr>
+          <w:sz w:val="30"/>
+          <w:szCs w:val="30"/>
+        </w:rPr>
+      </w:pPr>
+    </w:p>
+    <w:p>
+      <w:pPr>
+        <w:tabs>
+          <w:tab w:val="left" w:pos="600"/>
+          <w:tab w:val="left" w:pos="3960"/>
+        </w:tabs>
+        <w:ind w:firstLine="567"/>
+        <w:jc w:val="both"/>
+        <w:rPr>
+          <w:sz w:val="30"/>
+          <w:szCs w:val="30"/>
+        </w:rPr>
+      </w:pPr>
+    </w:p>
+    <w:p>
+      <w:pPr>
+        <w:tabs>
+          <w:tab w:val="left" w:pos="600"/>
+          <w:tab w:val="left" w:pos="3960"/>
+        </w:tabs>
+        <w:ind w:firstLine="567"/>
+        <w:jc w:val="both"/>
+        <w:rPr>
+          <w:sz w:val="30"/>
+          <w:szCs w:val="30"/>
+        </w:rPr>
+      </w:pPr>
+    </w:p>
+    <w:p>
+      <w:pPr>
+        <w:tabs>
+          <w:tab w:val="left" w:pos="600"/>
+          <w:tab w:val="left" w:pos="3960"/>
+        </w:tabs>
+        <w:ind w:firstLine="567"/>
+        <w:jc w:val="both"/>
+        <w:rPr>
+          <w:sz w:val="30"/>
+          <w:szCs w:val="30"/>
+        </w:rPr>
+      </w:pPr>
+    </w:p>
+    <w:p>
+      <w:pPr>
+        <w:tabs>
+          <w:tab w:val="left" w:pos="600"/>
+          <w:tab w:val="left" w:pos="3960"/>
+        </w:tabs>
+        <w:ind w:firstLine="567"/>
+        <w:jc w:val="both"/>
+        <w:rPr>
+          <w:sz w:val="30"/>
+          <w:szCs w:val="30"/>
+        </w:rPr>
+      </w:pPr>
+    </w:p>
+    <w:p>
+      <w:pPr>
+        <w:tabs>
+          <w:tab w:val="left" w:pos="600"/>
+          <w:tab w:val="left" w:pos="3960"/>
+        </w:tabs>
+        <w:ind w:firstLine="567"/>
+        <w:jc w:val="both"/>
+        <w:rPr>
+          <w:sz w:val="30"/>
+          <w:szCs w:val="30"/>
+        </w:rPr>
+      </w:pPr>
+    </w:p>
+    <w:p>
+      <w:pPr>
+        <w:tabs>
+          <w:tab w:val="left" w:pos="600"/>
+          <w:tab w:val="left" w:pos="3960"/>
+        </w:tabs>
+        <w:ind w:firstLine="567"/>
+        <w:jc w:val="both"/>
+        <w:rPr>
+          <w:sz w:val="30"/>
+          <w:szCs w:val="30"/>
+        </w:rPr>
+      </w:pPr>
+    </w:p>
+    <w:p>
+      <w:pPr>
+        <w:tabs>
+          <w:tab w:val="left" w:pos="600"/>
+          <w:tab w:val="left" w:pos="3960"/>
+        </w:tabs>
+        <w:ind w:firstLine="567"/>
+        <w:jc w:val="both"/>
+        <w:rPr>
+          <w:sz w:val="30"/>
+          <w:szCs w:val="30"/>
+        </w:rPr>
+      </w:pPr>
+    </w:p>
+    <w:p>
+      <w:pPr>
+        <w:tabs>
+          <w:tab w:val="left" w:pos="600"/>
+          <w:tab w:val="left" w:pos="3960"/>
+        </w:tabs>
+        <w:ind w:firstLine="567"/>
+        <w:jc w:val="both"/>
+        <w:rPr>
+          <w:sz w:val="30"/>
+          <w:szCs w:val="30"/>
+        </w:rPr>
+      </w:pPr>
+    </w:p>
+    <w:p>
+      <w:pPr>
+        <w:tabs>
+          <w:tab w:val="left" w:pos="600"/>
+          <w:tab w:val="left" w:pos="3960"/>
+        </w:tabs>
+        <w:ind w:firstLine="567"/>
+        <w:jc w:val="both"/>
+        <w:rPr>
+          <w:sz w:val="30"/>
+          <w:szCs w:val="30"/>
+        </w:rPr>
+      </w:pPr>
+    </w:p>
+    <w:p>
+      <w:pPr>
+        <w:tabs>
+          <w:tab w:val="left" w:pos="600"/>
+          <w:tab w:val="left" w:pos="3960"/>
+        </w:tabs>
+        <w:ind w:firstLine="567"/>
+        <w:jc w:val="both"/>
+        <w:rPr>
+          <w:sz w:val="30"/>
+          <w:szCs w:val="30"/>
+        </w:rPr>
+      </w:pPr>
+    </w:p>
+    <w:p>
+      <w:pPr>
+        <w:tabs>
+          <w:tab w:val="left" w:pos="600"/>
+          <w:tab w:val="left" w:pos="3960"/>
+        </w:tabs>
+        <w:ind w:firstLine="567"/>
+        <w:jc w:val="both"/>
+        <w:rPr>
+          <w:sz w:val="30"/>
+          <w:szCs w:val="30"/>
+        </w:rPr>
+      </w:pPr>
       <w:bookmarkStart w:id="0" w:name="_GoBack"/>
       <w:bookmarkEnd w:id="0"/>
-      <w:r>
-        <w:rPr>
-          <w:sz w:val="30"/>
-          <w:szCs w:val="30"/>
-        </w:rPr>
-        <w:t xml:space="preserve">в клинической ординатуре </w:t>
-      </w:r>
-      <w:r>
-        <w:rPr>
-          <w:sz w:val="30"/>
-          <w:szCs w:val="30"/>
-        </w:rPr>
-        <w:t>и</w:t>
-      </w:r>
-      <w:r>
-        <w:rPr>
-          <w:sz w:val="30"/>
-          <w:szCs w:val="30"/>
-        </w:rPr>
-        <w:t xml:space="preserve">нститута повышения квалификации и переподготовки кадров здравоохранения </w:t>
-      </w:r>
-      <w:r>
-        <w:rPr>
-          <w:sz w:val="30"/>
-          <w:szCs w:val="30"/>
-        </w:rPr>
-        <w:t xml:space="preserve">учреждения образования «Белорусский государственный медицинский университет» на </w:t>
-      </w:r>
-      <w:r>
-        <w:rPr>
-          <w:sz w:val="30"/>
-          <w:szCs w:val="30"/>
-        </w:rPr>
-        <w:t>{{department}} по специальности «{{specialty}}», {{studyForm}}.</w:t>
-      </w:r>
-    </w:p>
-    <w:p>
-      <w:pPr>
-        <w:tabs>
-          <w:tab w:val="left" w:pos="600"/>
-          <w:tab w:val="left" w:pos="3960"/>
-        </w:tabs>
-        <w:ind w:firstLine="567"/>
-        <w:jc w:val="both"/>
-        <w:rPr>
-          <w:sz w:val="30"/>
-          <w:szCs w:val="30"/>
-        </w:rPr>
-      </w:pPr>
-      <w:r>
-        <w:rPr>
-          <w:sz w:val="30"/>
-          <w:szCs w:val="30"/>
-        </w:rPr>
-        <w:t xml:space="preserve">Срок </w:t>
-      </w:r>
-      <w:r>
-        <w:rPr>
-          <w:sz w:val="30"/>
-          <w:szCs w:val="30"/>
-        </w:rPr>
-        <w:t xml:space="preserve">подготовки – </w:t>
-      </w:r>
-      <w:r>
-        <w:rPr>
-          <w:sz w:val="30"/>
-          <w:szCs w:val="30"/>
-        </w:rPr>
-        <w:t>{{studyPeriod}} с {{startDate}} по {{endDate}}.</w:t>
-      </w:r>
-    </w:p>
-    <w:p>
-      <w:pPr>
-        <w:tabs>
-          <w:tab w:val="left" w:pos="600"/>
-          <w:tab w:val="left" w:pos="3960"/>
-        </w:tabs>
-        <w:ind w:firstLine="567"/>
-        <w:jc w:val="both"/>
-        <w:rPr>
-          <w:sz w:val="30"/>
-          <w:szCs w:val="30"/>
-        </w:rPr>
-      </w:pPr>
-      <w:r>
-        <w:rPr>
-          <w:sz w:val="30"/>
-          <w:szCs w:val="30"/>
-        </w:rPr>
-        <w:t>Справка предоставляется по месту требования.</w:t>
-      </w:r>
-    </w:p>
-    <w:p>
-      <w:pPr>
-        <w:tabs>
-          <w:tab w:val="left" w:pos="6804"/>
-        </w:tabs>
-        <w:ind w:right="-6"/>
-        <w:rPr>
-          <w:sz w:val="20"/>
+    </w:p>
+    <w:p>
+      <w:pPr>
+        <w:tabs>
+          <w:tab w:val="left" w:pos="600"/>
+          <w:tab w:val="left" w:pos="3960"/>
+        </w:tabs>
+        <w:ind w:firstLine="567"/>
+        <w:jc w:val="both"/>
+        <w:rPr>
+          <w:sz w:val="30"/>
+          <w:szCs w:val="30"/>
+        </w:rPr>
+      </w:pPr>
+    </w:p>
+    <w:p>
+      <w:pPr>
+        <w:tabs>
+          <w:tab w:val="left" w:pos="600"/>
+          <w:tab w:val="left" w:pos="3960"/>
+        </w:tabs>
+        <w:ind w:firstLine="567"/>
+        <w:jc w:val="both"/>
+        <w:rPr>
+          <w:sz w:val="30"/>
+          <w:szCs w:val="30"/>
+        </w:rPr>
+      </w:pPr>
+    </w:p>
+    <w:p>
+      <w:pPr>
+        <w:tabs>
+          <w:tab w:val="left" w:pos="600"/>
+          <w:tab w:val="left" w:pos="3960"/>
+        </w:tabs>
+        <w:ind w:firstLine="567"/>
+        <w:jc w:val="both"/>
+        <w:rPr>
+          <w:sz w:val="30"/>
+          <w:szCs w:val="30"/>
+        </w:rPr>
+      </w:pPr>
+    </w:p>
+    <w:p>
+      <w:pPr>
+        <w:tabs>
+          <w:tab w:val="left" w:pos="600"/>
+          <w:tab w:val="left" w:pos="3960"/>
+        </w:tabs>
+        <w:ind w:firstLine="567"/>
+        <w:jc w:val="both"/>
+        <w:rPr>
+          <w:sz w:val="30"/>
+          <w:szCs w:val="30"/>
+        </w:rPr>
+      </w:pPr>
+    </w:p>
+    <w:p>
+      <w:pPr>
+        <w:tabs>
+          <w:tab w:val="left" w:pos="600"/>
+          <w:tab w:val="left" w:pos="3960"/>
+        </w:tabs>
+        <w:ind w:firstLine="567"/>
+        <w:jc w:val="both"/>
+        <w:rPr>
+          <w:sz w:val="30"/>
+          <w:szCs w:val="30"/>
+        </w:rPr>
+      </w:pPr>
+    </w:p>
+    <w:p>
+      <w:pPr>
+        <w:tabs>
+          <w:tab w:val="left" w:pos="600"/>
+          <w:tab w:val="left" w:pos="3960"/>
+        </w:tabs>
+        <w:ind w:firstLine="567"/>
+        <w:jc w:val="both"/>
+        <w:rPr>
+          <w:sz w:val="30"/>
+          <w:szCs w:val="30"/>
+        </w:rPr>
+      </w:pPr>
+    </w:p>
+    <w:p>
+      <w:pPr>
+        <w:tabs>
+          <w:tab w:val="left" w:pos="916"/>
+          <w:tab w:val="left" w:pos="1832"/>
+          <w:tab w:val="left" w:pos="2748"/>
+          <w:tab w:val="left" w:pos="3664"/>
+          <w:tab w:val="left" w:pos="4580"/>
+          <w:tab w:val="left" w:pos="5496"/>
+          <w:tab w:val="left" w:pos="6412"/>
+          <w:tab w:val="left" w:pos="7328"/>
+          <w:tab w:val="left" w:pos="8244"/>
+          <w:tab w:val="left" w:pos="9160"/>
+          <w:tab w:val="left" w:pos="10076"/>
+          <w:tab w:val="left" w:pos="10992"/>
+          <w:tab w:val="left" w:pos="11908"/>
+          <w:tab w:val="left" w:pos="12824"/>
+          <w:tab w:val="left" w:pos="13740"/>
+          <w:tab w:val="left" w:pos="14656"/>
+        </w:tabs>
+        <w:wordWrap w:val="0"/>
+        <w:spacing w:line="330" w:lineRule="atLeast"/>
+        <w:rPr>
+          <w:rFonts w:ascii="Consolas" w:hAnsi="Consolas" w:cs="Courier New"/>
+          <w:color w:val="0F1115"/>
+          <w:sz w:val="18"/>
           <w:szCs w:val="20"/>
         </w:rPr>
       </w:pPr>
-    </w:p>
-    <w:p>
-      <w:pPr>
-        <w:tabs>
-          <w:tab w:val="left" w:pos="6804"/>
-        </w:tabs>
-        <w:ind w:right="-6"/>
-        <w:rPr>
-          <w:sz w:val="20"/>
+      <w:r>
+        <w:rPr>
+          <w:rFonts w:ascii="Consolas" w:hAnsi="Consolas" w:cs="Courier New"/>
+          <w:color w:val="0F1115"/>
+          <w:sz w:val="18"/>
           <w:szCs w:val="20"/>
         </w:rPr>
-      </w:pPr>
-    </w:p>
-    <w:p>
-      <w:pPr>
-        <w:tabs>
-          <w:tab w:val="left" w:pos="6804"/>
-        </w:tabs>
-        <w:spacing w:line="308" w:lineRule="exact"/>
-        <w:ind w:right="-6"/>
-        <w:rPr>
-          <w:sz w:val="28"/>
-          <w:szCs w:val="28"/>
-        </w:rPr>
-      </w:pPr>
-      <w:r>
-        <w:rPr>
-          <w:sz w:val="30"/>
-          <w:szCs w:val="30"/>
-        </w:rPr>
-        <w:t>Ректор университета</w:t>
-      </w:r>
-      <w:r>
-        <w:rPr>
-          <w:sz w:val="30"/>
-          <w:szCs w:val="30"/>
-        </w:rPr>
-        <w:tab/>
-        <w:t>С.П.Рубникович</w:t>
-      </w:r>
-    </w:p>
-    <w:p>
-      <w:pPr>
-        <w:tabs>
-          <w:tab w:val="left" w:pos="600"/>
-          <w:tab w:val="left" w:pos="3960"/>
-        </w:tabs>
-        <w:ind w:firstLine="567"/>
-        <w:jc w:val="both"/>
-        <w:rPr>
-          <w:sz w:val="30"/>
-          <w:szCs w:val="30"/>
-        </w:rPr>
-      </w:pPr>
-    </w:p>
-    <w:p>
-      <w:pPr>
-        <w:tabs>
-          <w:tab w:val="left" w:pos="600"/>
-          <w:tab w:val="left" w:pos="3960"/>
-        </w:tabs>
-        <w:ind w:firstLine="567"/>
-        <w:jc w:val="both"/>
-        <w:rPr>
-          <w:sz w:val="30"/>
-          <w:szCs w:val="30"/>
-        </w:rPr>
-      </w:pPr>
-    </w:p>
-    <w:p>
-      <w:pPr>
-        <w:tabs>
-          <w:tab w:val="left" w:pos="600"/>
-          <w:tab w:val="left" w:pos="3960"/>
-        </w:tabs>
-        <w:ind w:firstLine="567"/>
-        <w:jc w:val="both"/>
-        <w:rPr>
-          <w:sz w:val="30"/>
-          <w:szCs w:val="30"/>
-        </w:rPr>
-      </w:pPr>
-    </w:p>
-    <w:p>
-      <w:pPr>
-        <w:tabs>
-          <w:tab w:val="left" w:pos="600"/>
-          <w:tab w:val="left" w:pos="3960"/>
-        </w:tabs>
-        <w:ind w:firstLine="567"/>
-        <w:jc w:val="both"/>
-        <w:rPr>
-          <w:sz w:val="30"/>
-          <w:szCs w:val="30"/>
-        </w:rPr>
-      </w:pPr>
-    </w:p>
-    <w:p>
-      <w:pPr>
-        <w:tabs>
-          <w:tab w:val="left" w:pos="600"/>
-          <w:tab w:val="left" w:pos="3960"/>
-        </w:tabs>
-        <w:ind w:firstLine="567"/>
-        <w:jc w:val="both"/>
-        <w:rPr>
-          <w:sz w:val="30"/>
-          <w:szCs w:val="30"/>
-        </w:rPr>
-      </w:pPr>
-    </w:p>
-    <w:p>
-      <w:pPr>
-        <w:tabs>
-          <w:tab w:val="left" w:pos="600"/>
-          <w:tab w:val="left" w:pos="3960"/>
-        </w:tabs>
-        <w:ind w:firstLine="567"/>
-        <w:jc w:val="both"/>
-        <w:rPr>
-          <w:sz w:val="30"/>
-          <w:szCs w:val="30"/>
-        </w:rPr>
-      </w:pPr>
-    </w:p>
-    <w:p>
-      <w:pPr>
-        <w:tabs>
-          <w:tab w:val="left" w:pos="600"/>
-          <w:tab w:val="left" w:pos="3960"/>
-        </w:tabs>
-        <w:ind w:firstLine="567"/>
-        <w:jc w:val="both"/>
-        <w:rPr>
-          <w:sz w:val="30"/>
-          <w:szCs w:val="30"/>
-        </w:rPr>
-      </w:pPr>
-    </w:p>
-    <w:p>
-      <w:pPr>
-        <w:tabs>
-          <w:tab w:val="left" w:pos="600"/>
-          <w:tab w:val="left" w:pos="3960"/>
-        </w:tabs>
-        <w:ind w:firstLine="567"/>
-        <w:jc w:val="both"/>
-        <w:rPr>
-          <w:sz w:val="30"/>
-          <w:szCs w:val="30"/>
-        </w:rPr>
-      </w:pPr>
-    </w:p>
-    <w:p>
-      <w:pPr>
-        <w:tabs>
-          <w:tab w:val="left" w:pos="600"/>
-          <w:tab w:val="left" w:pos="3960"/>
-        </w:tabs>
-        <w:ind w:firstLine="567"/>
-        <w:jc w:val="both"/>
-        <w:rPr>
-          <w:sz w:val="30"/>
-          <w:szCs w:val="30"/>
-        </w:rPr>
-      </w:pPr>
-    </w:p>
-    <w:p>
-      <w:pPr>
-        <w:tabs>
-          <w:tab w:val="left" w:pos="600"/>
-          <w:tab w:val="left" w:pos="3960"/>
-        </w:tabs>
-        <w:ind w:firstLine="567"/>
-        <w:jc w:val="both"/>
-        <w:rPr>
-          <w:sz w:val="30"/>
-          <w:szCs w:val="30"/>
-        </w:rPr>
-      </w:pPr>
-    </w:p>
-    <w:p>
-      <w:pPr>
-        <w:tabs>
-          <w:tab w:val="left" w:pos="600"/>
-          <w:tab w:val="left" w:pos="3960"/>
-        </w:tabs>
-        <w:ind w:firstLine="567"/>
-        <w:jc w:val="both"/>
-        <w:rPr>
-          <w:sz w:val="30"/>
-          <w:szCs w:val="30"/>
-        </w:rPr>
-      </w:pPr>
-    </w:p>
-    <w:p>
-      <w:pPr>
-        <w:tabs>
-          <w:tab w:val="left" w:pos="600"/>
-          <w:tab w:val="left" w:pos="3960"/>
-        </w:tabs>
-        <w:ind w:firstLine="567"/>
-        <w:jc w:val="both"/>
-        <w:rPr>
-          <w:sz w:val="30"/>
-          <w:szCs w:val="30"/>
-        </w:rPr>
-      </w:pPr>
-    </w:p>
-    <w:p>
-      <w:pPr>
-        <w:tabs>
-          <w:tab w:val="left" w:pos="600"/>
-          <w:tab w:val="left" w:pos="3960"/>
-        </w:tabs>
-        <w:ind w:firstLine="567"/>
-        <w:jc w:val="both"/>
-        <w:rPr>
-          <w:sz w:val="30"/>
-          <w:szCs w:val="30"/>
-        </w:rPr>
-      </w:pPr>
-    </w:p>
-    <w:p>
-      <w:pPr>
-        <w:tabs>
-          <w:tab w:val="left" w:pos="600"/>
-          <w:tab w:val="left" w:pos="3960"/>
-        </w:tabs>
-        <w:ind w:firstLine="567"/>
-        <w:jc w:val="both"/>
-        <w:rPr>
-          <w:sz w:val="30"/>
-          <w:szCs w:val="30"/>
-        </w:rPr>
-      </w:pPr>
-    </w:p>
-    <w:p>
-      <w:pPr>
-        <w:tabs>
-          <w:tab w:val="left" w:pos="600"/>
-          <w:tab w:val="left" w:pos="3960"/>
-        </w:tabs>
-        <w:ind w:firstLine="567"/>
-        <w:jc w:val="both"/>
-        <w:rPr>
-          <w:sz w:val="30"/>
-          <w:szCs w:val="30"/>
-        </w:rPr>
-      </w:pPr>
-    </w:p>
-    <w:p>
-      <w:pPr>
-        <w:tabs>
-          <w:tab w:val="left" w:pos="600"/>
-          <w:tab w:val="left" w:pos="3960"/>
-        </w:tabs>
-        <w:ind w:firstLine="567"/>
-        <w:jc w:val="both"/>
-        <w:rPr>
-          <w:sz w:val="30"/>
-          <w:szCs w:val="30"/>
-        </w:rPr>
-      </w:pPr>
-    </w:p>
-    <w:p>
-      <w:pPr>
-        <w:tabs>
-          <w:tab w:val="left" w:pos="600"/>
-          <w:tab w:val="left" w:pos="3960"/>
-        </w:tabs>
-        <w:ind w:firstLine="567"/>
-        <w:jc w:val="both"/>
-        <w:rPr>
-          <w:sz w:val="30"/>
-          <w:szCs w:val="30"/>
-        </w:rPr>
-      </w:pPr>
-    </w:p>
-    <w:p>
-      <w:pPr>
-        <w:tabs>
-          <w:tab w:val="left" w:pos="600"/>
-          <w:tab w:val="left" w:pos="3960"/>
-        </w:tabs>
-        <w:ind w:firstLine="567"/>
-        <w:jc w:val="both"/>
-        <w:rPr>
-          <w:sz w:val="30"/>
-          <w:szCs w:val="30"/>
-        </w:rPr>
-      </w:pPr>
+        <w:t>{{contactPerson}} {{contactPhone}}</w:t>
+      </w:r>
     </w:p>
     <w:p>
       <w:pPr>
@@ -524,20 +556,6 @@
           <w:szCs w:val="18"/>
         </w:rPr>
       </w:pPr>
-      <w:r>
-        <w:rPr>
-          <w:sz w:val="18"/>
-          <w:szCs w:val="18"/>
-        </w:rPr>
-        <w:t xml:space="preserve">Бакей </w:t>
-      </w:r>
-      <w:r>
-        <w:rPr>
-          <w:sz w:val="18"/>
-          <w:szCs w:val="18"/>
-        </w:rPr>
-        <w:t>311 27 44</w:t>
-      </w:r>
     </w:p>
     <w:sectPr>
       <w:footerReference w:type="even" r:id="rId7"/>
